--- a/Medibot/Equipo/Medibot_Informe_Seguridad_DiegoJimenez.docx
+++ b/Medibot/Equipo/Medibot_Informe_Seguridad_DiegoJimenez.docx
@@ -35,14 +35,7 @@
           <w:rFonts w:ascii="Aptos" w:hAnsi="Aptos"/>
           <w:color w:val="404040"/>
         </w:rPr>
-        <w:t xml:space="preserve">Ingeniería de Requisitos </w:t>
-      </w:r>
-      <w:r>
-        <w:rPr>
-          <w:rFonts w:ascii="Aptos" w:hAnsi="Aptos"/>
-          <w:color w:val="404040"/>
-        </w:rPr>
-        <w:t>– Proyecto Primer Bimestre</w:t>
+        <w:t>Ingeniería de Requisitos – Proyecto Primer Bimestre</w:t>
       </w:r>
     </w:p>
     <w:p>
@@ -121,18 +114,7 @@
           <w:sz w:val="32"/>
           <w:szCs w:val="32"/>
         </w:rPr>
-        <w:t>1. Información</w:t>
-      </w:r>
-      <w:r>
-        <w:rPr>
-          <w:rFonts w:ascii="Aptos" w:hAnsi="Aptos"/>
-          <w:b/>
-          <w:bCs/>
-          <w:color w:val="1F4E79"/>
-          <w:sz w:val="32"/>
-          <w:szCs w:val="32"/>
-        </w:rPr>
-        <w:t xml:space="preserve"> General del Informe</w:t>
+        <w:t>1. Información General del Informe</w:t>
       </w:r>
     </w:p>
     <w:p>
@@ -164,12 +146,6 @@
         <w:gridCol w:w="6226"/>
       </w:tblGrid>
       <w:tr>
-        <w:tblPrEx>
-          <w:tblCellMar>
-            <w:top w:w="0" w:type="dxa"/>
-            <w:bottom w:w="0" w:type="dxa"/>
-          </w:tblCellMar>
-        </w:tblPrEx>
         <w:tc>
           <w:tcPr>
             <w:tcW w:w="2800" w:type="dxa"/>
@@ -233,25 +209,12 @@
                 <w:rFonts w:ascii="Aptos" w:hAnsi="Aptos"/>
                 <w:color w:val="000000"/>
               </w:rPr>
-              <w:t>Kodev</w:t>
-            </w:r>
-            <w:r>
-              <w:rPr>
-                <w:rFonts w:ascii="Aptos" w:hAnsi="Aptos"/>
-                <w:color w:val="000000"/>
-              </w:rPr>
-              <w:t xml:space="preserve"> </w:t>
+              <w:t xml:space="preserve">Kodev </w:t>
             </w:r>
           </w:p>
         </w:tc>
       </w:tr>
       <w:tr>
-        <w:tblPrEx>
-          <w:tblCellMar>
-            <w:top w:w="0" w:type="dxa"/>
-            <w:bottom w:w="0" w:type="dxa"/>
-          </w:tblCellMar>
-        </w:tblPrEx>
         <w:tc>
           <w:tcPr>
             <w:tcW w:w="2800" w:type="dxa"/>
@@ -321,12 +284,6 @@
         </w:tc>
       </w:tr>
       <w:tr>
-        <w:tblPrEx>
-          <w:tblCellMar>
-            <w:top w:w="0" w:type="dxa"/>
-            <w:bottom w:w="0" w:type="dxa"/>
-          </w:tblCellMar>
-        </w:tblPrEx>
         <w:tc>
           <w:tcPr>
             <w:tcW w:w="2800" w:type="dxa"/>
@@ -390,39 +347,12 @@
                 <w:rFonts w:ascii="Aptos" w:hAnsi="Aptos"/>
                 <w:color w:val="000000"/>
               </w:rPr>
-              <w:t xml:space="preserve">Diego </w:t>
-            </w:r>
-            <w:r>
-              <w:rPr>
-                <w:rFonts w:ascii="Aptos" w:hAnsi="Aptos"/>
-                <w:color w:val="000000"/>
-              </w:rPr>
-              <w:t xml:space="preserve">Nicolay </w:t>
-            </w:r>
-            <w:r>
-              <w:rPr>
-                <w:rFonts w:ascii="Aptos" w:hAnsi="Aptos"/>
-                <w:color w:val="000000"/>
-              </w:rPr>
-              <w:t>Jiménez</w:t>
-            </w:r>
-            <w:r>
-              <w:rPr>
-                <w:rFonts w:ascii="Aptos" w:hAnsi="Aptos"/>
-                <w:color w:val="000000"/>
-              </w:rPr>
-              <w:t xml:space="preserve"> Carrión</w:t>
+              <w:t>Diego Nicolay Jiménez Carrión</w:t>
             </w:r>
           </w:p>
         </w:tc>
       </w:tr>
       <w:tr>
-        <w:tblPrEx>
-          <w:tblCellMar>
-            <w:top w:w="0" w:type="dxa"/>
-            <w:bottom w:w="0" w:type="dxa"/>
-          </w:tblCellMar>
-        </w:tblPrEx>
         <w:tc>
           <w:tcPr>
             <w:tcW w:w="2800" w:type="dxa"/>
@@ -492,12 +422,6 @@
         </w:tc>
       </w:tr>
       <w:tr>
-        <w:tblPrEx>
-          <w:tblCellMar>
-            <w:top w:w="0" w:type="dxa"/>
-            <w:bottom w:w="0" w:type="dxa"/>
-          </w:tblCellMar>
-        </w:tblPrEx>
         <w:tc>
           <w:tcPr>
             <w:tcW w:w="2800" w:type="dxa"/>
@@ -816,12 +740,6 @@
         <w:gridCol w:w="2826"/>
       </w:tblGrid>
       <w:tr>
-        <w:tblPrEx>
-          <w:tblCellMar>
-            <w:top w:w="0" w:type="dxa"/>
-            <w:bottom w:w="0" w:type="dxa"/>
-          </w:tblCellMar>
-        </w:tblPrEx>
         <w:tc>
           <w:tcPr>
             <w:tcW w:w="2600" w:type="dxa"/>
@@ -911,12 +829,6 @@
         </w:tc>
       </w:tr>
       <w:tr>
-        <w:tblPrEx>
-          <w:tblCellMar>
-            <w:top w:w="0" w:type="dxa"/>
-            <w:bottom w:w="0" w:type="dxa"/>
-          </w:tblCellMar>
-        </w:tblPrEx>
         <w:tc>
           <w:tcPr>
             <w:tcW w:w="2600" w:type="dxa"/>
@@ -1026,12 +938,6 @@
         </w:tc>
       </w:tr>
       <w:tr>
-        <w:tblPrEx>
-          <w:tblCellMar>
-            <w:top w:w="0" w:type="dxa"/>
-            <w:bottom w:w="0" w:type="dxa"/>
-          </w:tblCellMar>
-        </w:tblPrEx>
         <w:tc>
           <w:tcPr>
             <w:tcW w:w="2600" w:type="dxa"/>
@@ -1127,12 +1033,6 @@
         </w:tc>
       </w:tr>
       <w:tr>
-        <w:tblPrEx>
-          <w:tblCellMar>
-            <w:top w:w="0" w:type="dxa"/>
-            <w:bottom w:w="0" w:type="dxa"/>
-          </w:tblCellMar>
-        </w:tblPrEx>
         <w:tc>
           <w:tcPr>
             <w:tcW w:w="2600" w:type="dxa"/>
@@ -1214,12 +1114,6 @@
         </w:tc>
       </w:tr>
       <w:tr>
-        <w:tblPrEx>
-          <w:tblCellMar>
-            <w:top w:w="0" w:type="dxa"/>
-            <w:bottom w:w="0" w:type="dxa"/>
-          </w:tblCellMar>
-        </w:tblPrEx>
         <w:tc>
           <w:tcPr>
             <w:tcW w:w="2600" w:type="dxa"/>
@@ -1357,12 +1251,6 @@
         </w:tc>
       </w:tr>
       <w:tr>
-        <w:tblPrEx>
-          <w:tblCellMar>
-            <w:top w:w="0" w:type="dxa"/>
-            <w:bottom w:w="0" w:type="dxa"/>
-          </w:tblCellMar>
-        </w:tblPrEx>
         <w:tc>
           <w:tcPr>
             <w:tcW w:w="2600" w:type="dxa"/>
@@ -1473,12 +1361,6 @@
         </w:tc>
       </w:tr>
       <w:tr>
-        <w:tblPrEx>
-          <w:tblCellMar>
-            <w:top w:w="0" w:type="dxa"/>
-            <w:bottom w:w="0" w:type="dxa"/>
-          </w:tblCellMar>
-        </w:tblPrEx>
         <w:tc>
           <w:tcPr>
             <w:tcW w:w="2600" w:type="dxa"/>
@@ -1856,12 +1738,6 @@
         <w:gridCol w:w="2100"/>
       </w:tblGrid>
       <w:tr>
-        <w:tblPrEx>
-          <w:tblCellMar>
-            <w:top w:w="0" w:type="dxa"/>
-            <w:bottom w:w="0" w:type="dxa"/>
-          </w:tblCellMar>
-        </w:tblPrEx>
         <w:tc>
           <w:tcPr>
             <w:tcW w:w="4826" w:type="dxa"/>
@@ -1951,12 +1827,6 @@
         </w:tc>
       </w:tr>
       <w:tr>
-        <w:tblPrEx>
-          <w:tblCellMar>
-            <w:top w:w="0" w:type="dxa"/>
-            <w:bottom w:w="0" w:type="dxa"/>
-          </w:tblCellMar>
-        </w:tblPrEx>
         <w:tc>
           <w:tcPr>
             <w:tcW w:w="4826" w:type="dxa"/>
@@ -2067,12 +1937,6 @@
         </w:tc>
       </w:tr>
       <w:tr>
-        <w:tblPrEx>
-          <w:tblCellMar>
-            <w:top w:w="0" w:type="dxa"/>
-            <w:bottom w:w="0" w:type="dxa"/>
-          </w:tblCellMar>
-        </w:tblPrEx>
         <w:tc>
           <w:tcPr>
             <w:tcW w:w="4826" w:type="dxa"/>
@@ -2118,6 +1982,11 @@
             <w:vAlign w:val="center"/>
           </w:tcPr>
           <w:p>
+            <w:pPr>
+              <w:rPr>
+                <w:u w:val="single"/>
+              </w:rPr>
+            </w:pPr>
             <w:r>
               <w:rPr>
                 <w:color w:val="000000"/>
@@ -2155,12 +2024,6 @@
         </w:tc>
       </w:tr>
       <w:tr>
-        <w:tblPrEx>
-          <w:tblCellMar>
-            <w:top w:w="0" w:type="dxa"/>
-            <w:bottom w:w="0" w:type="dxa"/>
-          </w:tblCellMar>
-        </w:tblPrEx>
         <w:tc>
           <w:tcPr>
             <w:tcW w:w="4826" w:type="dxa"/>
@@ -2257,12 +2120,6 @@
         </w:tc>
       </w:tr>
       <w:tr>
-        <w:tblPrEx>
-          <w:tblCellMar>
-            <w:top w:w="0" w:type="dxa"/>
-            <w:bottom w:w="0" w:type="dxa"/>
-          </w:tblCellMar>
-        </w:tblPrEx>
         <w:tc>
           <w:tcPr>
             <w:tcW w:w="4826" w:type="dxa"/>
@@ -2373,12 +2230,6 @@
         </w:tc>
       </w:tr>
       <w:tr>
-        <w:tblPrEx>
-          <w:tblCellMar>
-            <w:top w:w="0" w:type="dxa"/>
-            <w:bottom w:w="0" w:type="dxa"/>
-          </w:tblCellMar>
-        </w:tblPrEx>
         <w:tc>
           <w:tcPr>
             <w:tcW w:w="4826" w:type="dxa"/>
@@ -2476,12 +2327,6 @@
         </w:tc>
       </w:tr>
       <w:tr>
-        <w:tblPrEx>
-          <w:tblCellMar>
-            <w:top w:w="0" w:type="dxa"/>
-            <w:bottom w:w="0" w:type="dxa"/>
-          </w:tblCellMar>
-        </w:tblPrEx>
         <w:tc>
           <w:tcPr>
             <w:tcW w:w="4826" w:type="dxa"/>
@@ -3583,10 +3428,22 @@
         <w:t xml:space="preserve">El desarrollo de este proyecto se basa en </w:t>
       </w:r>
       <w:r>
-        <w:t>una cooperación de varios roles, cada uno dando un aporte fundamental, en el caso del rol de Seguridad</w:t>
-      </w:r>
-      <w:r>
-        <w:t>, los aportes destacables son:</w:t>
+        <w:t xml:space="preserve">una cooperación de varios roles, cada uno dando un aporte fundamental, en </w:t>
+      </w:r>
+      <w:r>
+        <w:t>mi caso como</w:t>
+      </w:r>
+      <w:r>
+        <w:t xml:space="preserve"> rol de Seguridad</w:t>
+      </w:r>
+      <w:r>
+        <w:t xml:space="preserve">, los aportes destacables </w:t>
+      </w:r>
+      <w:r>
+        <w:t>fueron</w:t>
+      </w:r>
+      <w:r>
+        <w:t>:</w:t>
       </w:r>
     </w:p>
     <w:p>
@@ -3604,29 +3461,43 @@
         <w:spacing w:before="40" w:after="40"/>
       </w:pPr>
       <w:r>
-        <w:t>Responsabilidad</w:t>
-      </w:r>
-      <w:r>
-        <w:t xml:space="preserve"> del diseño y la documentación de la arquitectura en el campo de la seguridad del sistema</w:t>
-      </w:r>
-      <w:r>
-        <w:t xml:space="preserve">, encargándose de todos los módulos existentes, usando controles criptográficos (TLS 1.3, AES-256), mecanismos de autenticación mutua para </w:t>
-      </w:r>
-      <w:proofErr w:type="spellStart"/>
-      <w:r>
-        <w:t>el</w:t>
-      </w:r>
-      <w:proofErr w:type="spellEnd"/>
-      <w:r>
-        <w:t xml:space="preserve"> tema de las integraciones de cada centro de asistencia médica al consorcio, modelo RBAC con delegación temporal, cumpliendo así con los estándares de la ISO/IEC 27001 que es el estándar líder para la gestión de la seguridad de la información, y la Ley Orgánica de Protección de Datos Personales (LOPDP), siendo de vital importancia seguir con estos para la aprobación </w:t>
-      </w:r>
-      <w:proofErr w:type="spellStart"/>
-      <w:r>
-        <w:t>del</w:t>
-      </w:r>
-      <w:proofErr w:type="spellEnd"/>
-      <w:r>
-        <w:t xml:space="preserve"> MSP</w:t>
+        <w:t xml:space="preserve">Fui responsable en </w:t>
+      </w:r>
+      <w:r>
+        <w:t>el diseño y la documentación de la arquitectura en el campo de la seguridad del sistema</w:t>
+      </w:r>
+      <w:r>
+        <w:t xml:space="preserve"> encargándome </w:t>
+      </w:r>
+      <w:r>
+        <w:t>de todos los módulos existentes, usando controles criptográficos (TLS 1.3, AES-256), mecanismos de autenticación mutua para el tema de las integraciones de cada centro médic</w:t>
+      </w:r>
+      <w:r>
+        <w:t>o</w:t>
+      </w:r>
+      <w:r>
+        <w:t xml:space="preserve"> al consorcio, modelo RBAC con delegación temporal</w:t>
+      </w:r>
+      <w:r>
+        <w:t xml:space="preserve"> para todos los roles, donde gracias a esto se cumplen</w:t>
+      </w:r>
+      <w:r>
+        <w:t xml:space="preserve"> con los estándares de la ISO/IEC 27001 que es el estándar líder para la gestión de la seguridad de la información</w:t>
+      </w:r>
+      <w:r>
+        <w:t xml:space="preserve"> </w:t>
+      </w:r>
+      <w:r>
+        <w:t>y</w:t>
+      </w:r>
+      <w:r>
+        <w:t xml:space="preserve"> en cuanto</w:t>
+      </w:r>
+      <w:r>
+        <w:t xml:space="preserve"> la Ley Orgánica de Protección de Datos Personales (LOPDP)</w:t>
+      </w:r>
+      <w:r>
+        <w:t xml:space="preserve"> donde es necesario e importante seguir con esos lineamientos para así lograr aprobaciones del MSP y también confiabilidad de los usuarios y centros médicos</w:t>
       </w:r>
     </w:p>
     <w:p>
@@ -3644,67 +3515,22 @@
         <w:spacing w:before="40" w:after="40"/>
       </w:pPr>
       <w:r>
-        <w:t>Ser el encargado y representante en el proceso de</w:t>
+        <w:t>Estuve involucrado en la v</w:t>
+      </w:r>
+      <w:r>
+        <w:t>alidación y construcción sobre la auditoria y trazabilidad, mediante la verificación log con SHA-256 encadenado</w:t>
       </w:r>
       <w:r>
         <w:t xml:space="preserve"> </w:t>
       </w:r>
       <w:r>
-        <w:t>DPIA</w:t>
-      </w:r>
-      <w:r>
-        <w:t xml:space="preserve"> </w:t>
-      </w:r>
-      <w:r>
-        <w:t xml:space="preserve">(Data </w:t>
-      </w:r>
-      <w:proofErr w:type="spellStart"/>
-      <w:r>
-        <w:t>Protection</w:t>
-      </w:r>
-      <w:proofErr w:type="spellEnd"/>
-      <w:r>
-        <w:t xml:space="preserve"> </w:t>
-      </w:r>
-      <w:proofErr w:type="spellStart"/>
-      <w:r>
-        <w:t>Impact</w:t>
-      </w:r>
-      <w:proofErr w:type="spellEnd"/>
-      <w:r>
-        <w:t xml:space="preserve"> </w:t>
-      </w:r>
-      <w:proofErr w:type="spellStart"/>
-      <w:r>
-        <w:t>Assessment</w:t>
-      </w:r>
-      <w:proofErr w:type="spellEnd"/>
-      <w:r>
-        <w:t xml:space="preserve"> o Evaluación de Impacto en la Protección de Datos) </w:t>
-      </w:r>
-      <w:r>
-        <w:t>y la relación con la Superintendencia de Protección de Datos Personales (SPDP)</w:t>
-      </w:r>
-      <w:r>
-        <w:t>, para asegurarse así que se haga una evaluación legal obligatoria asegurando así que se respete la privacidad mediante el diseño hacia los pacientes desde el día uno.</w:t>
-      </w:r>
-    </w:p>
-    <w:p>
-      <w:pPr>
-        <w:pStyle w:val="Prrafodelista"/>
-      </w:pPr>
-    </w:p>
-    <w:p>
-      <w:pPr>
-        <w:pStyle w:val="Prrafodelista"/>
-        <w:numPr>
-          <w:ilvl w:val="0"/>
-          <w:numId w:val="2"/>
-        </w:numPr>
-        <w:spacing w:before="40" w:after="40"/>
-      </w:pPr>
-      <w:r>
-        <w:t xml:space="preserve">Validación y construcción sobre la auditoria y trazabilidad, mediante la verificación log con SHA-256 encadenado, que sirve para poder cubrir todas las decisiones que la IA haya tomado, conversaciones con </w:t>
+        <w:t xml:space="preserve">que </w:t>
+      </w:r>
+      <w:r>
+        <w:t xml:space="preserve">esta verificación nos </w:t>
+      </w:r>
+      <w:r>
+        <w:t xml:space="preserve">sirve para poder cubrir todas las decisiones que la IA haya tomado, conversaciones con </w:t>
       </w:r>
       <w:proofErr w:type="spellStart"/>
       <w:r>
@@ -3712,7 +3538,27 @@
       </w:r>
       <w:proofErr w:type="spellEnd"/>
       <w:r>
-        <w:t xml:space="preserve"> y sobre las acciones sobre los profesionales, esto es importante para mantener un registro para lograr rendir y no tener problemas con el MSP y la SPDP, evitando controversia y problemas legales</w:t>
+        <w:t xml:space="preserve"> y sobre las acciones sobre los profesionales</w:t>
+      </w:r>
+      <w:r>
+        <w:t xml:space="preserve"> y esto</w:t>
+      </w:r>
+      <w:r>
+        <w:t xml:space="preserve"> es importante para mantener un registro para lograr rendir y no tener problemas con el MSP y la SPDP evitando controversia</w:t>
+      </w:r>
+      <w:r>
+        <w:t xml:space="preserve">, </w:t>
+      </w:r>
+      <w:proofErr w:type="gramStart"/>
+      <w:r>
+        <w:t>juicios público</w:t>
+      </w:r>
+      <w:proofErr w:type="gramEnd"/>
+      <w:r>
+        <w:t xml:space="preserve"> o sociales </w:t>
+      </w:r>
+      <w:r>
+        <w:t>y problemas legales</w:t>
       </w:r>
     </w:p>
     <w:p>
@@ -3749,7 +3595,19 @@
         </w:rPr>
       </w:pPr>
       <w:r>
-        <w:t xml:space="preserve">Como responsable del rol de Seguridad en el proyecto, se llevar varias cosas nuevas y una perspectiva totalmente diferente, en la participación del desarrollo desde la etapa 0 sobre entender el contexto, identificar módulos, </w:t>
+        <w:t xml:space="preserve">Como responsable del rol de Seguridad en el proyecto, </w:t>
+      </w:r>
+      <w:r>
+        <w:t>he logrado ver desde un punto de vista</w:t>
+      </w:r>
+      <w:r>
+        <w:t xml:space="preserve"> totalmente diferente</w:t>
+      </w:r>
+      <w:r>
+        <w:t xml:space="preserve">, empezando desde </w:t>
+      </w:r>
+      <w:r>
+        <w:t xml:space="preserve">la participación del desarrollo desde la etapa 0 sobre entender el contexto, identificar módulos, </w:t>
       </w:r>
       <w:proofErr w:type="spellStart"/>
       <w:r>
@@ -3757,7 +3615,7 @@
       </w:r>
       <w:proofErr w:type="spellEnd"/>
       <w:r>
-        <w:t>, comprendí que un sistema de salud es un sistema no solo importante sino delicado que debe tratarse con cuidado, puede existir la implementación con inteligencia Artificial pero siempre considerando todas las regulaciones existentes por parte de las organizaciones asociadas a la salud como el MSP y también adaptarse a la LOPDP cumpliendo sus estándares, que buscan el mismo fin a los usuarios beneficiados, un sistema de calidad y seguro.</w:t>
+        <w:t>, comprendí que un sistema de salud es un sistema no solo importante sino delicado que debe tratarse con cuidado, puede existir la implementación con inteligencia Artificial pero siempre considerando todas las regulaciones existentes por parte de las organizaciones asociadas a la salud como el MSP y también adaptarse a la LOPDP cumpliendo sus estándares, que buscan el mismo fin a los usuarios beneficiados, un sistema de calidad y seguro</w:t>
       </w:r>
     </w:p>
     <w:p>
@@ -3770,7 +3628,13 @@
         <w:spacing w:before="40" w:after="40"/>
       </w:pPr>
       <w:r>
-        <w:t xml:space="preserve">El detalle que la IA se encuentra involucrada en el sistema ya no se trata de un sistema normal de gestión y agendar citas o solicitar ayuda, sino ya existe interacción de </w:t>
+        <w:t xml:space="preserve">El </w:t>
+      </w:r>
+      <w:r>
+        <w:t>requerimiento sobre</w:t>
+      </w:r>
+      <w:r>
+        <w:t xml:space="preserve"> que la IA se encuentra involucrada en el sistema ya no se trata de un sistema normal de gestión y agendar citas o solicitar ayuda, sino ya existe interacción de </w:t>
       </w:r>
       <w:proofErr w:type="spellStart"/>
       <w:r>
@@ -3781,7 +3645,7 @@
         <w:t xml:space="preserve">-paciente o incluso personal de la salud y la información que se exponga debe mantenerse totalmente segura </w:t>
       </w:r>
       <w:r>
-        <w:t xml:space="preserve">sin ningún riesgo. </w:t>
+        <w:t>sin ningún riesgo</w:t>
       </w:r>
     </w:p>
     <w:p>
@@ -3794,8 +3658,29 @@
         <w:spacing w:before="40" w:after="40"/>
       </w:pPr>
       <w:r>
+        <w:t>Por ello es importante que incluso antes de empezar con la programación definir bien las reglas lógicas entender por completos los flujos relacionados al área de seguridad</w:t>
+      </w:r>
+      <w:r>
+        <w:t>, hacer un levantamiento correcto sobre la licitación</w:t>
+      </w:r>
+      <w:r>
+        <w:t xml:space="preserve"> y la participación de los demás roles como equipo, el poder discutir y entender los diferentes puntos de vista, me brindaron nuevas maneras de ver la </w:t>
+      </w:r>
+      <w:r>
         <w:lastRenderedPageBreak/>
-        <w:t>Por ello es importante que incluso antes de empezar con la programación definir bien las reglas lógicas entender por completos los flujos relacionados al área de seguridad y la participación de los demás roles como equipo, el poder discutir y entender los diferentes puntos de vista, me brindaron nuevas maneras de ver la misma problemática desde otros ángulos, por ende, los limites bien establecidos desde el inicio son bases fuertes para el proyecto</w:t>
+        <w:t>misma problemática desde otros ángulos</w:t>
+      </w:r>
+      <w:r>
+        <w:t xml:space="preserve"> </w:t>
+      </w:r>
+      <w:r>
+        <w:t xml:space="preserve">por </w:t>
+      </w:r>
+      <w:r>
+        <w:t xml:space="preserve">ello </w:t>
+      </w:r>
+      <w:r>
+        <w:t>los limites bien establecidos desde el inicio son bases fuertes para el proyecto</w:t>
       </w:r>
     </w:p>
     <w:p>
